--- a/pre-week-3/homework1_exercise1b.docx
+++ b/pre-week-3/homework1_exercise1b.docx
@@ -60,6 +60,9 @@
       </w:r>
       <w:r>
         <w:t>I will also make good AI context and engineering.</w:t>
+      </w:r>
+      <w:r>
+        <w:t>Dat</w:t>
       </w:r>
     </w:p>
     <w:sectPr>
